--- a/proactive-business-english-b2-sy/out/PE-SY_SERIES_BIBLE.docx
+++ b/proactive-business-english-b2-sy/out/PE-SY_SERIES_BIBLE.docx
@@ -27,7 +27,7 @@
           <w:sz w:val="22"/>
           <w:szCs w:val="22"/>
         </w:rPr>
-        <w:t xml:space="preserve">Syria Edition · Version 1.8 · 24 October 2026 · Author: Mo (Mohamad Khorbatli)</w:t>
+        <w:t xml:space="preserve">Syria Edition · Version 1.9 · 25 October 2026 · Author: Mo (Mohamad Khorbatli)</w:t>
       </w:r>
     </w:p>
     <w:p>
@@ -1364,6 +1364,164 @@
                 <w:szCs w:val="20"/>
               </w:rPr>
               <w:t xml:space="preserve">Syria Edition — the ESP strand at B2, anchored to B2 Business Vantage</w:t>
+            </w:r>
+          </w:p>
+        </w:tc>
+        <w:tc>
+          <w:tcPr>
+            <w:tcW w:type="dxa" w:w="2703"/>
+            <w:tcBorders>
+              <w:top w:val="single" w:color="A6A6A6" w:sz="4"/>
+              <w:left w:val="single" w:color="A6A6A6" w:sz="4"/>
+              <w:bottom w:val="single" w:color="A6A6A6" w:sz="4"/>
+              <w:right w:val="single" w:color="A6A6A6" w:sz="4"/>
+            </w:tcBorders>
+            <w:tcMar>
+              <w:top w:type="dxa" w:w="50"/>
+              <w:left w:type="dxa" w:w="90"/>
+              <w:bottom w:type="dxa" w:w="50"/>
+              <w:right w:type="dxa" w:w="90"/>
+            </w:tcMar>
+          </w:tcPr>
+          <w:p>
+            <w:r>
+              <w:rPr>
+                <w:rFonts w:ascii="Calibri" w:cs="Calibri" w:eastAsia="Calibri" w:hAnsi="Calibri"/>
+                <w:sz w:val="20"/>
+                <w:szCs w:val="20"/>
+              </w:rPr>
+              <w:t xml:space="preserve">⚠ </w:t>
+            </w:r>
+            <w:r>
+              <w:rPr>
+                <w:rFonts w:ascii="Calibri" w:cs="Calibri" w:eastAsia="Calibri" w:hAnsi="Calibri"/>
+                <w:b/>
+                <w:bCs/>
+                <w:sz w:val="20"/>
+                <w:szCs w:val="20"/>
+              </w:rPr>
+              <w:t xml:space="preserve">BOTH BOOKS DELIVERED — the level is closed</w:t>
+            </w:r>
+          </w:p>
+        </w:tc>
+      </w:tr>
+      <w:tr>
+        <w:tc>
+          <w:tcPr>
+            <w:tcW w:type="dxa" w:w="900"/>
+            <w:tcBorders>
+              <w:top w:val="single" w:color="A6A6A6" w:sz="4"/>
+              <w:left w:val="single" w:color="A6A6A6" w:sz="4"/>
+              <w:bottom w:val="single" w:color="A6A6A6" w:sz="4"/>
+              <w:right w:val="single" w:color="A6A6A6" w:sz="4"/>
+            </w:tcBorders>
+            <w:tcMar>
+              <w:top w:type="dxa" w:w="50"/>
+              <w:left w:type="dxa" w:w="90"/>
+              <w:bottom w:type="dxa" w:w="50"/>
+              <w:right w:type="dxa" w:w="90"/>
+            </w:tcMar>
+          </w:tcPr>
+          <w:p>
+            <w:r>
+              <w:rPr>
+                <w:rFonts w:ascii="Calibri" w:cs="Calibri" w:eastAsia="Calibri" w:hAnsi="Calibri"/>
+                <w:sz w:val="20"/>
+                <w:szCs w:val="20"/>
+              </w:rPr>
+              <w:t xml:space="preserve">—</w:t>
+            </w:r>
+          </w:p>
+        </w:tc>
+        <w:tc>
+          <w:tcPr>
+            <w:tcW w:type="dxa" w:w="2701"/>
+            <w:tcBorders>
+              <w:top w:val="single" w:color="A6A6A6" w:sz="4"/>
+              <w:left w:val="single" w:color="A6A6A6" w:sz="4"/>
+              <w:bottom w:val="single" w:color="A6A6A6" w:sz="4"/>
+              <w:right w:val="single" w:color="A6A6A6" w:sz="4"/>
+            </w:tcBorders>
+            <w:tcMar>
+              <w:top w:type="dxa" w:w="50"/>
+              <w:left w:type="dxa" w:w="90"/>
+              <w:bottom w:type="dxa" w:w="50"/>
+              <w:right w:type="dxa" w:w="90"/>
+            </w:tcMar>
+          </w:tcPr>
+          <w:p>
+            <w:r>
+              <w:rPr>
+                <w:rFonts w:ascii="Calibri" w:cs="Calibri" w:eastAsia="Calibri" w:hAnsi="Calibri"/>
+                <w:b/>
+                <w:bCs/>
+                <w:sz w:val="20"/>
+                <w:szCs w:val="20"/>
+              </w:rPr>
+              <w:t xml:space="preserve">Proactive Business English A1</w:t>
+            </w:r>
+            <w:r>
+              <w:rPr>
+                <w:rFonts w:ascii="Calibri" w:cs="Calibri" w:eastAsia="Calibri" w:hAnsi="Calibri"/>
+                <w:sz w:val="20"/>
+                <w:szCs w:val="20"/>
+              </w:rPr>
+              <w:t xml:space="preserve"> (Books 1–2, </w:t>
+            </w:r>
+            <w:r>
+              <w:rPr>
+                <w:rFonts w:ascii="Calibri" w:cs="Calibri" w:eastAsia="Calibri" w:hAnsi="Calibri"/>
+                <w:b/>
+                <w:bCs/>
+                <w:sz w:val="20"/>
+                <w:szCs w:val="20"/>
+              </w:rPr>
+              <w:t xml:space="preserve">12 units</w:t>
+            </w:r>
+            <w:r>
+              <w:rPr>
+                <w:rFonts w:ascii="Calibri" w:cs="Calibri" w:eastAsia="Calibri" w:hAnsi="Calibri"/>
+                <w:sz w:val="20"/>
+                <w:szCs w:val="20"/>
+              </w:rPr>
+              <w:t xml:space="preserve">)</w:t>
+            </w:r>
+          </w:p>
+        </w:tc>
+        <w:tc>
+          <w:tcPr>
+            <w:tcW w:type="dxa" w:w="3602"/>
+            <w:tcBorders>
+              <w:top w:val="single" w:color="A6A6A6" w:sz="4"/>
+              <w:left w:val="single" w:color="A6A6A6" w:sz="4"/>
+              <w:bottom w:val="single" w:color="A6A6A6" w:sz="4"/>
+              <w:right w:val="single" w:color="A6A6A6" w:sz="4"/>
+            </w:tcBorders>
+            <w:tcMar>
+              <w:top w:type="dxa" w:w="50"/>
+              <w:left w:type="dxa" w:w="90"/>
+              <w:bottom w:type="dxa" w:w="50"/>
+              <w:right w:type="dxa" w:w="90"/>
+            </w:tcMar>
+          </w:tcPr>
+          <w:p>
+            <w:r>
+              <w:rPr>
+                <w:rFonts w:ascii="Calibri" w:cs="Calibri" w:eastAsia="Calibri" w:hAnsi="Calibri"/>
+                <w:sz w:val="20"/>
+                <w:szCs w:val="20"/>
+              </w:rPr>
+              <w:t xml:space="preserve">⚠ Syria Edition — </w:t>
+            </w:r>
+            <w:r>
+              <w:rPr>
+                <w:rFonts w:ascii="Calibri" w:cs="Calibri" w:eastAsia="Calibri" w:hAnsi="Calibri"/>
+                <w:b/>
+                <w:bCs/>
+                <w:sz w:val="20"/>
+                <w:szCs w:val="20"/>
+              </w:rPr>
+              <w:t xml:space="preserve">the first level in the series written DOWNWARDS from an existing level, and the first with SIX-unit books</w:t>
             </w:r>
           </w:p>
         </w:tc>
@@ -13761,6 +13919,1436 @@
           <w:szCs w:val="22"/>
         </w:rPr>
         <w:t xml:space="preserve">The convention is Book 1's: the plan describes the units as planned, the built books are the record, and the handover is the reconciliation.</w:t>
+      </w:r>
+    </w:p>
+    <w:p>
+      <w:pPr>
+        <w:pStyle w:val="ListParagraph"/>
+        <w:numPr>
+          <w:ilvl w:val="0"/>
+          <w:numId w:val="2"/>
+        </w:numPr>
+        <w:spacing w:after="60"/>
+      </w:pPr>
+      <w:r>
+        <w:rPr>
+          <w:rFonts w:ascii="Calibri" w:cs="Calibri" w:eastAsia="Calibri" w:hAnsi="Calibri"/>
+          <w:sz w:val="22"/>
+          <w:szCs w:val="22"/>
+        </w:rPr>
+        <w:t xml:space="preserve">— — — </w:t>
+      </w:r>
+      <w:r>
+        <w:rPr>
+          <w:rFonts w:ascii="Calibri" w:cs="Calibri" w:eastAsia="Calibri" w:hAnsi="Calibri"/>
+          <w:b/>
+          <w:bCs/>
+          <w:sz w:val="22"/>
+          <w:szCs w:val="22"/>
+        </w:rPr>
+        <w:t xml:space="preserve">PROACTIVE BUSINESS ENGLISH A1 — the first level written downwards</w:t>
+      </w:r>
+      <w:r>
+        <w:rPr>
+          <w:rFonts w:ascii="Calibri" w:cs="Calibri" w:eastAsia="Calibri" w:hAnsi="Calibri"/>
+          <w:sz w:val="22"/>
+          <w:szCs w:val="22"/>
+        </w:rPr>
+        <w:t xml:space="preserve"> — — —</w:t>
+      </w:r>
+    </w:p>
+    <w:p>
+      <w:pPr>
+        <w:pStyle w:val="ListParagraph"/>
+        <w:numPr>
+          <w:ilvl w:val="0"/>
+          <w:numId w:val="2"/>
+        </w:numPr>
+        <w:spacing w:after="60"/>
+      </w:pPr>
+      <w:r>
+        <w:rPr>
+          <w:rFonts w:ascii="Calibri" w:cs="Calibri" w:eastAsia="Calibri" w:hAnsi="Calibri"/>
+          <w:sz w:val="22"/>
+          <w:szCs w:val="22"/>
+        </w:rPr>
+        <w:t xml:space="preserve">⚠ </w:t>
+      </w:r>
+      <w:r>
+        <w:rPr>
+          <w:rFonts w:ascii="Calibri" w:cs="Calibri" w:eastAsia="Calibri" w:hAnsi="Calibri"/>
+          <w:b/>
+          <w:bCs/>
+          <w:sz w:val="22"/>
+          <w:szCs w:val="22"/>
+        </w:rPr>
+        <w:t xml:space="preserve">A level written DOWNWARDS must invert the cross-level lexis rule, and this is the single most important finding of the A1 build.</w:t>
+      </w:r>
+      <w:r>
+        <w:rPr>
+          <w:rFonts w:ascii="Calibri" w:cs="Calibri" w:eastAsia="Calibri" w:hAnsi="Calibri"/>
+          <w:sz w:val="22"/>
+          <w:szCs w:val="22"/>
+        </w:rPr>
+        <w:t xml:space="preserve"> Everywhere else in this strand the rule is *no repeat inside the level and none against any level below*, and it works because the levels were written bottom-up. </w:t>
+      </w:r>
+      <w:r>
+        <w:rPr>
+          <w:rFonts w:ascii="Calibri" w:cs="Calibri" w:eastAsia="Calibri" w:hAnsi="Calibri"/>
+          <w:b/>
+          <w:bCs/>
+          <w:sz w:val="22"/>
+          <w:szCs w:val="22"/>
+        </w:rPr>
+        <w:t xml:space="preserve">A1 came last.</w:t>
+      </w:r>
+      <w:r>
+        <w:rPr>
+          <w:rFonts w:ascii="Calibri" w:cs="Calibri" w:eastAsia="Calibri" w:hAnsi="Calibri"/>
+          <w:sz w:val="22"/>
+          <w:szCs w:val="22"/>
+        </w:rPr>
+        <w:t xml:space="preserve"> A2 Business had already declared *box*, *invoice*, *driver*, *shelf*, *delivery* and about six hundred others, and a rule forbidding A1 from declaring them forbids A1 from teaching the words it exists to teach. ⚠ </w:t>
+      </w:r>
+      <w:r>
+        <w:rPr>
+          <w:rFonts w:ascii="Calibri" w:cs="Calibri" w:eastAsia="Calibri" w:hAnsi="Calibri"/>
+          <w:b/>
+          <w:bCs/>
+          <w:sz w:val="22"/>
+          <w:szCs w:val="22"/>
+        </w:rPr>
+        <w:t xml:space="preserve">So at A1 the cross-level pool is REPORT-ONLY: a collision with A2, B1 or B2 is a finding and not a fault</w:t>
+      </w:r>
+      <w:r>
+        <w:rPr>
+          <w:rFonts w:ascii="Calibri" w:cs="Calibri" w:eastAsia="Calibri" w:hAnsi="Calibri"/>
+          <w:sz w:val="22"/>
+          <w:szCs w:val="22"/>
+        </w:rPr>
+        <w:t xml:space="preserve"> — printed as an arrow, and </w:t>
+      </w:r>
+      <w:r>
+        <w:rPr>
+          <w:rFonts w:ascii="Calibri" w:cs="Calibri" w:eastAsia="Calibri" w:hAnsi="Calibri"/>
+          <w:b/>
+          <w:bCs/>
+          <w:sz w:val="22"/>
+          <w:szCs w:val="22"/>
+        </w:rPr>
+        <w:t xml:space="preserve">it is what writes each unit's closing “Ahead at A2 — three things you will meet again” box.</w:t>
+      </w:r>
+      <w:r>
+        <w:rPr>
+          <w:rFonts w:ascii="Calibri" w:cs="Calibri" w:eastAsia="Calibri" w:hAnsi="Calibri"/>
+          <w:sz w:val="22"/>
+          <w:szCs w:val="22"/>
+        </w:rPr>
+        <w:t xml:space="preserve"> </w:t>
+      </w:r>
+      <w:r>
+        <w:rPr>
+          <w:rFonts w:ascii="Calibri" w:cs="Calibri" w:eastAsia="Calibri" w:hAnsi="Calibri"/>
+          <w:b/>
+          <w:bCs/>
+          <w:sz w:val="22"/>
+          <w:szCs w:val="22"/>
+        </w:rPr>
+        <w:t xml:space="preserve">A harness output became a page of the book.</w:t>
+      </w:r>
+      <w:r>
+        <w:rPr>
+          <w:rFonts w:ascii="Calibri" w:cs="Calibri" w:eastAsia="Calibri" w:hAnsi="Calibri"/>
+          <w:sz w:val="22"/>
+          <w:szCs w:val="22"/>
+        </w:rPr>
+        <w:t xml:space="preserve"> The within-level rule stays absolute. </w:t>
+      </w:r>
+      <w:r>
+        <w:rPr>
+          <w:rFonts w:ascii="Calibri" w:cs="Calibri" w:eastAsia="Calibri" w:hAnsi="Calibri"/>
+          <w:b/>
+          <w:bCs/>
+          <w:sz w:val="22"/>
+          <w:szCs w:val="22"/>
+        </w:rPr>
+        <w:t xml:space="preserve">Any future level written downwards inherits this inversion; do not fix it.</w:t>
+      </w:r>
+    </w:p>
+    <w:p>
+      <w:pPr>
+        <w:pStyle w:val="ListParagraph"/>
+        <w:numPr>
+          <w:ilvl w:val="0"/>
+          <w:numId w:val="2"/>
+        </w:numPr>
+        <w:spacing w:after="60"/>
+      </w:pPr>
+      <w:r>
+        <w:rPr>
+          <w:rFonts w:ascii="Calibri" w:cs="Calibri" w:eastAsia="Calibri" w:hAnsi="Calibri"/>
+          <w:sz w:val="22"/>
+          <w:szCs w:val="22"/>
+        </w:rPr>
+        <w:t xml:space="preserve">⚠ </w:t>
+      </w:r>
+      <w:r>
+        <w:rPr>
+          <w:rFonts w:ascii="Calibri" w:cs="Calibri" w:eastAsia="Calibri" w:hAnsi="Calibri"/>
+          <w:b/>
+          <w:bCs/>
+          <w:sz w:val="22"/>
+          <w:szCs w:val="22"/>
+        </w:rPr>
+        <w:t xml:space="preserve">A level's book length is a page-count decision, not a pedagogical one, and A1 is the first level in the series where it changed the architecture.</w:t>
+      </w:r>
+      <w:r>
+        <w:rPr>
+          <w:rFonts w:ascii="Calibri" w:cs="Calibri" w:eastAsia="Calibri" w:hAnsi="Calibri"/>
+          <w:sz w:val="22"/>
+          <w:szCs w:val="22"/>
+        </w:rPr>
+        <w:t xml:space="preserve"> An A1 unit runs </w:t>
+      </w:r>
+      <w:r>
+        <w:rPr>
+          <w:rFonts w:ascii="Calibri" w:cs="Calibri" w:eastAsia="Calibri" w:hAnsi="Calibri"/>
+          <w:b/>
+          <w:bCs/>
+          <w:sz w:val="22"/>
+          <w:szCs w:val="22"/>
+        </w:rPr>
+        <w:t xml:space="preserve">23–30 pages</w:t>
+      </w:r>
+      <w:r>
+        <w:rPr>
+          <w:rFonts w:ascii="Calibri" w:cs="Calibri" w:eastAsia="Calibri" w:hAnsi="Calibri"/>
+          <w:sz w:val="22"/>
+          <w:szCs w:val="22"/>
+        </w:rPr>
+        <w:t xml:space="preserve"> because an A1 cycle needs more furniture per idea than a B2 one — a model dialogue, a Language box, a worked practice and a ruled area for a task whose answer is fifteen words. </w:t>
+      </w:r>
+      <w:r>
+        <w:rPr>
+          <w:rFonts w:ascii="Calibri" w:cs="Calibri" w:eastAsia="Calibri" w:hAnsi="Calibri"/>
+          <w:b/>
+          <w:bCs/>
+          <w:sz w:val="22"/>
+          <w:szCs w:val="22"/>
+        </w:rPr>
+        <w:t xml:space="preserve">Twelve such units is a 358-page student's book, which is not a book a learner carries.</w:t>
+      </w:r>
+      <w:r>
+        <w:rPr>
+          <w:rFonts w:ascii="Calibri" w:cs="Calibri" w:eastAsia="Calibri" w:hAnsi="Calibri"/>
+          <w:sz w:val="22"/>
+          <w:szCs w:val="22"/>
+        </w:rPr>
+        <w:t xml:space="preserve"> A1 therefore ships as </w:t>
+      </w:r>
+      <w:r>
+        <w:rPr>
+          <w:rFonts w:ascii="Calibri" w:cs="Calibri" w:eastAsia="Calibri" w:hAnsi="Calibri"/>
+          <w:b/>
+          <w:bCs/>
+          <w:sz w:val="22"/>
+          <w:szCs w:val="22"/>
+        </w:rPr>
+        <w:t xml:space="preserve">two books of six units</w:t>
+      </w:r>
+      <w:r>
+        <w:rPr>
+          <w:rFonts w:ascii="Calibri" w:cs="Calibri" w:eastAsia="Calibri" w:hAnsi="Calibri"/>
+          <w:sz w:val="22"/>
+          <w:szCs w:val="22"/>
+        </w:rPr>
+        <w:t xml:space="preserve"> at </w:t>
+      </w:r>
+      <w:r>
+        <w:rPr>
+          <w:rFonts w:ascii="Calibri" w:cs="Calibri" w:eastAsia="Calibri" w:hAnsi="Calibri"/>
+          <w:b/>
+          <w:bCs/>
+          <w:sz w:val="22"/>
+          <w:szCs w:val="22"/>
+        </w:rPr>
+        <w:t xml:space="preserve">165</w:t>
+      </w:r>
+      <w:r>
+        <w:rPr>
+          <w:rFonts w:ascii="Calibri" w:cs="Calibri" w:eastAsia="Calibri" w:hAnsi="Calibri"/>
+          <w:sz w:val="22"/>
+          <w:szCs w:val="22"/>
+        </w:rPr>
+        <w:t xml:space="preserve"> and </w:t>
+      </w:r>
+      <w:r>
+        <w:rPr>
+          <w:rFonts w:ascii="Calibri" w:cs="Calibri" w:eastAsia="Calibri" w:hAnsi="Calibri"/>
+          <w:b/>
+          <w:bCs/>
+          <w:sz w:val="22"/>
+          <w:szCs w:val="22"/>
+        </w:rPr>
+        <w:t xml:space="preserve">193</w:t>
+      </w:r>
+      <w:r>
+        <w:rPr>
+          <w:rFonts w:ascii="Calibri" w:cs="Calibri" w:eastAsia="Calibri" w:hAnsi="Calibri"/>
+          <w:sz w:val="22"/>
+          <w:szCs w:val="22"/>
+        </w:rPr>
+        <w:t xml:space="preserve"> pages. ⚠ </w:t>
+      </w:r>
+      <w:r>
+        <w:rPr>
+          <w:rFonts w:ascii="Calibri" w:cs="Calibri" w:eastAsia="Calibri" w:hAnsi="Calibri"/>
+          <w:b/>
+          <w:bCs/>
+          <w:sz w:val="22"/>
+          <w:szCs w:val="22"/>
+        </w:rPr>
+        <w:t xml:space="preserve">Three consequences the harness must carry: the ordinal helper counts within the book, so Unit 7 is the FIRST of Book 2; there is NO mid-book test in either volume, because at six units the test at the end of a book IS the mid-point of the course; and the bound-volume builder needs a documented special case.</w:t>
+      </w:r>
+      <w:r>
+        <w:rPr>
+          <w:rFonts w:ascii="Calibri" w:cs="Calibri" w:eastAsia="Calibri" w:hAnsi="Calibri"/>
+          <w:sz w:val="22"/>
+          <w:szCs w:val="22"/>
+        </w:rPr>
+        <w:t xml:space="preserve"> </w:t>
+      </w:r>
+      <w:r>
+        <w:rPr>
+          <w:rFonts w:ascii="Calibri" w:cs="Calibri" w:eastAsia="Calibri" w:hAnsi="Calibri"/>
+          <w:b/>
+          <w:bCs/>
+          <w:sz w:val="22"/>
+          <w:szCs w:val="22"/>
+        </w:rPr>
+        <w:t xml:space="preserve">Decide book length from the measured unit, before writing unit two.</w:t>
+      </w:r>
+    </w:p>
+    <w:p>
+      <w:pPr>
+        <w:pStyle w:val="ListParagraph"/>
+        <w:numPr>
+          <w:ilvl w:val="0"/>
+          <w:numId w:val="2"/>
+        </w:numPr>
+        <w:spacing w:after="60"/>
+      </w:pPr>
+      <w:r>
+        <w:rPr>
+          <w:rFonts w:ascii="Calibri" w:cs="Calibri" w:eastAsia="Calibri" w:hAnsi="Calibri"/>
+          <w:sz w:val="22"/>
+          <w:szCs w:val="22"/>
+        </w:rPr>
+        <w:t xml:space="preserve">⚠ </w:t>
+      </w:r>
+      <w:r>
+        <w:rPr>
+          <w:rFonts w:ascii="Calibri" w:cs="Calibri" w:eastAsia="Calibri" w:hAnsi="Calibri"/>
+          <w:b/>
+          <w:bCs/>
+          <w:sz w:val="22"/>
+          <w:szCs w:val="22"/>
+        </w:rPr>
+        <w:t xml:space="preserve">House figures do not predict pages. Documents do.</w:t>
+      </w:r>
+      <w:r>
+        <w:rPr>
+          <w:rFonts w:ascii="Calibri" w:cs="Calibri" w:eastAsia="Calibri" w:hAnsi="Calibri"/>
+          <w:sz w:val="22"/>
+          <w:szCs w:val="22"/>
+        </w:rPr>
+        <w:t xml:space="preserve"> Every one of the twelve A1 units hits the house figures </w:t>
+      </w:r>
+      <w:r>
+        <w:rPr>
+          <w:rFonts w:ascii="Calibri" w:cs="Calibri" w:eastAsia="Calibri" w:hAnsi="Calibri"/>
+          <w:b/>
+          <w:bCs/>
+          <w:sz w:val="22"/>
+          <w:szCs w:val="22"/>
+        </w:rPr>
+        <w:t xml:space="preserve">exactly</w:t>
+      </w:r>
+      <w:r>
+        <w:rPr>
+          <w:rFonts w:ascii="Calibri" w:cs="Calibri" w:eastAsia="Calibri" w:hAnsi="Calibri"/>
+          <w:sz w:val="22"/>
+          <w:szCs w:val="22"/>
+        </w:rPr>
+        <w:t xml:space="preserve"> — 89 stage headings, 14 dialogues, 7 Language boxes, 7 page breaks — </w:t>
+      </w:r>
+      <w:r>
+        <w:rPr>
+          <w:rFonts w:ascii="Calibri" w:cs="Calibri" w:eastAsia="Calibri" w:hAnsi="Calibri"/>
+          <w:b/>
+          <w:bCs/>
+          <w:sz w:val="22"/>
+          <w:szCs w:val="22"/>
+        </w:rPr>
+        <w:t xml:space="preserve">and they range from 23 to 30 pages.</w:t>
+      </w:r>
+      <w:r>
+        <w:rPr>
+          <w:rFonts w:ascii="Calibri" w:cs="Calibri" w:eastAsia="Calibri" w:hAnsi="Calibri"/>
+          <w:sz w:val="22"/>
+          <w:szCs w:val="22"/>
+        </w:rPr>
+        <w:t xml:space="preserve"> A band must be measured from built documents and never derived from structural counts, however exact those counts are.</w:t>
+      </w:r>
+    </w:p>
+    <w:p>
+      <w:pPr>
+        <w:pStyle w:val="ListParagraph"/>
+        <w:numPr>
+          <w:ilvl w:val="0"/>
+          <w:numId w:val="2"/>
+        </w:numPr>
+        <w:spacing w:after="60"/>
+      </w:pPr>
+      <w:r>
+        <w:rPr>
+          <w:rFonts w:ascii="Calibri" w:cs="Calibri" w:eastAsia="Calibri" w:hAnsi="Calibri"/>
+          <w:sz w:val="22"/>
+          <w:szCs w:val="22"/>
+        </w:rPr>
+        <w:t xml:space="preserve">⚠ </w:t>
+      </w:r>
+      <w:r>
+        <w:rPr>
+          <w:rFonts w:ascii="Calibri" w:cs="Calibri" w:eastAsia="Calibri" w:hAnsi="Calibri"/>
+          <w:b/>
+          <w:bCs/>
+          <w:sz w:val="22"/>
+          <w:szCs w:val="22"/>
+        </w:rPr>
+        <w:t xml:space="preserve">Prose about the harness, written inside a file the harness reads, is code as far as the harness is concerned.</w:t>
+      </w:r>
+      <w:r>
+        <w:rPr>
+          <w:rFonts w:ascii="Calibri" w:cs="Calibri" w:eastAsia="Calibri" w:hAnsi="Calibri"/>
+          <w:sz w:val="22"/>
+          <w:szCs w:val="22"/>
+        </w:rPr>
+        <w:t xml:space="preserve"> A1's Unit 12 carries the end-of-level block, and its header comment explained this by naming the page-break and top-level-heading calls in code form. The harness refused the unit: eight page breaks where the figure is seven, and two top-level headings. </w:t>
+      </w:r>
+      <w:r>
+        <w:rPr>
+          <w:rFonts w:ascii="Calibri" w:cs="Calibri" w:eastAsia="Calibri" w:hAnsi="Calibri"/>
+          <w:b/>
+          <w:bCs/>
+          <w:sz w:val="22"/>
+          <w:szCs w:val="22"/>
+        </w:rPr>
+        <w:t xml:space="preserve">The house-figure check counts TEXT matches and cannot tell a call from a comment about a call.</w:t>
+      </w:r>
+      <w:r>
+        <w:rPr>
+          <w:rFonts w:ascii="Calibri" w:cs="Calibri" w:eastAsia="Calibri" w:hAnsi="Calibri"/>
+          <w:sz w:val="22"/>
+          <w:szCs w:val="22"/>
+        </w:rPr>
+        <w:t xml:space="preserve"> ⚠ </w:t>
+      </w:r>
+      <w:r>
+        <w:rPr>
+          <w:rFonts w:ascii="Calibri" w:cs="Calibri" w:eastAsia="Calibri" w:hAnsi="Calibri"/>
+          <w:b/>
+          <w:bCs/>
+          <w:sz w:val="22"/>
+          <w:szCs w:val="22"/>
+        </w:rPr>
+        <w:t xml:space="preserve">Name call sites in words, never in their code form, inside any file the harness reads</w:t>
+      </w:r>
+      <w:r>
+        <w:rPr>
+          <w:rFonts w:ascii="Calibri" w:cs="Calibri" w:eastAsia="Calibri" w:hAnsi="Calibri"/>
+          <w:sz w:val="22"/>
+          <w:szCs w:val="22"/>
+        </w:rPr>
+        <w:t xml:space="preserve"> — and this is the second time in the series a comment has broken a check.</w:t>
+      </w:r>
+    </w:p>
+    <w:p>
+      <w:pPr>
+        <w:pStyle w:val="ListParagraph"/>
+        <w:numPr>
+          <w:ilvl w:val="0"/>
+          <w:numId w:val="2"/>
+        </w:numPr>
+        <w:spacing w:after="60"/>
+      </w:pPr>
+      <w:r>
+        <w:rPr>
+          <w:rFonts w:ascii="Calibri" w:cs="Calibri" w:eastAsia="Calibri" w:hAnsi="Calibri"/>
+          <w:sz w:val="22"/>
+          <w:szCs w:val="22"/>
+        </w:rPr>
+        <w:t xml:space="preserve">⚠ </w:t>
+      </w:r>
+      <w:r>
+        <w:rPr>
+          <w:rFonts w:ascii="Calibri" w:cs="Calibri" w:eastAsia="Calibri" w:hAnsi="Calibri"/>
+          <w:b/>
+          <w:bCs/>
+          <w:sz w:val="22"/>
+          <w:szCs w:val="22"/>
+        </w:rPr>
+        <w:t xml:space="preserve">Two lists that should be one will drift, and the fix is to report the gap rather than to reconcile them by hand.</w:t>
+      </w:r>
+      <w:r>
+        <w:rPr>
+          <w:rFonts w:ascii="Calibri" w:cs="Calibri" w:eastAsia="Calibri" w:hAnsi="Calibri"/>
+          <w:sz w:val="22"/>
+          <w:szCs w:val="22"/>
+        </w:rPr>
+        <w:t xml:space="preserve"> A1's cast check fired </w:t>
+      </w:r>
+      <w:r>
+        <w:rPr>
+          <w:rFonts w:ascii="Calibri" w:cs="Calibri" w:eastAsia="Calibri" w:hAnsi="Calibri"/>
+          <w:b/>
+          <w:bCs/>
+          <w:sz w:val="22"/>
+          <w:szCs w:val="22"/>
+        </w:rPr>
+        <w:t xml:space="preserve">four times</w:t>
+      </w:r>
+      <w:r>
+        <w:rPr>
+          <w:rFonts w:ascii="Calibri" w:cs="Calibri" w:eastAsia="Calibri" w:hAnsi="Calibri"/>
+          <w:sz w:val="22"/>
+          <w:szCs w:val="22"/>
+        </w:rPr>
+        <w:t xml:space="preserve"> — Samih, Fouad, Hani, Hala — and </w:t>
+      </w:r>
+      <w:r>
+        <w:rPr>
+          <w:rFonts w:ascii="Calibri" w:cs="Calibri" w:eastAsia="Calibri" w:hAnsi="Calibri"/>
+          <w:b/>
+          <w:bCs/>
+          <w:sz w:val="22"/>
+          <w:szCs w:val="22"/>
+        </w:rPr>
+        <w:t xml:space="preserve">every one of the four was a name already registered in the surname map for consistency.</w:t>
+      </w:r>
+      <w:r>
+        <w:rPr>
+          <w:rFonts w:ascii="Calibri" w:cs="Calibri" w:eastAsia="Calibri" w:hAnsi="Calibri"/>
+          <w:sz w:val="22"/>
+          <w:szCs w:val="22"/>
+        </w:rPr>
+        <w:t xml:space="preserve"> The fault was not four oversights; it was that the surname map and the cast list are two lists maintained separately. A new gap-reporter now names every character registered for surnames who cannot yet speak. ⚠ </w:t>
+      </w:r>
+      <w:r>
+        <w:rPr>
+          <w:rFonts w:ascii="Calibri" w:cs="Calibri" w:eastAsia="Calibri" w:hAnsi="Calibri"/>
+          <w:b/>
+          <w:bCs/>
+          <w:sz w:val="22"/>
+          <w:szCs w:val="22"/>
+        </w:rPr>
+        <w:t xml:space="preserve">Its first version listed Raed and Yasser, who are in the cast as Abu Raed and Abu Yasser and can speak: a warning that names people who can speak is a warning nobody reads</w:t>
+      </w:r>
+      <w:r>
+        <w:rPr>
+          <w:rFonts w:ascii="Calibri" w:cs="Calibri" w:eastAsia="Calibri" w:hAnsi="Calibri"/>
+          <w:sz w:val="22"/>
+          <w:szCs w:val="22"/>
+        </w:rPr>
+        <w:t xml:space="preserve">, so the Abu form now covers the bare name. </w:t>
+      </w:r>
+      <w:r>
+        <w:rPr>
+          <w:rFonts w:ascii="Calibri" w:cs="Calibri" w:eastAsia="Calibri" w:hAnsi="Calibri"/>
+          <w:b/>
+          <w:bCs/>
+          <w:sz w:val="22"/>
+          <w:szCs w:val="22"/>
+        </w:rPr>
+        <w:t xml:space="preserve">If you are starting a level fresh, keep them as one list.</w:t>
+      </w:r>
+    </w:p>
+    <w:p>
+      <w:pPr>
+        <w:pStyle w:val="ListParagraph"/>
+        <w:numPr>
+          <w:ilvl w:val="0"/>
+          <w:numId w:val="2"/>
+        </w:numPr>
+        <w:spacing w:after="60"/>
+      </w:pPr>
+      <w:r>
+        <w:rPr>
+          <w:rFonts w:ascii="Calibri" w:cs="Calibri" w:eastAsia="Calibri" w:hAnsi="Calibri"/>
+          <w:sz w:val="22"/>
+          <w:szCs w:val="22"/>
+        </w:rPr>
+        <w:t xml:space="preserve">⚠ </w:t>
+      </w:r>
+      <w:r>
+        <w:rPr>
+          <w:rFonts w:ascii="Calibri" w:cs="Calibri" w:eastAsia="Calibri" w:hAnsi="Calibri"/>
+          <w:b/>
+          <w:bCs/>
+          <w:sz w:val="22"/>
+          <w:szCs w:val="22"/>
+        </w:rPr>
+        <w:t xml:space="preserve">A batch clearance that does not cross-check the batch is not a clearance.</w:t>
+      </w:r>
+      <w:r>
+        <w:rPr>
+          <w:rFonts w:ascii="Calibri" w:cs="Calibri" w:eastAsia="Calibri" w:hAnsi="Calibri"/>
+          <w:sz w:val="22"/>
+          <w:szCs w:val="22"/>
+        </w:rPr>
+        <w:t xml:space="preserve"> All six of A1 Book 2's lexis lists were cleared in one pass, each against the units already on disk — and because </w:t>
+      </w:r>
+      <w:r>
+        <w:rPr>
+          <w:rFonts w:ascii="Calibri" w:cs="Calibri" w:eastAsia="Calibri" w:hAnsi="Calibri"/>
+          <w:b/>
+          <w:bCs/>
+          <w:sz w:val="22"/>
+          <w:szCs w:val="22"/>
+        </w:rPr>
+        <w:t xml:space="preserve">none of the six was written yet, none was checked against the other five.</w:t>
+      </w:r>
+      <w:r>
+        <w:rPr>
+          <w:rFonts w:ascii="Calibri" w:cs="Calibri" w:eastAsia="Calibri" w:hAnsi="Calibri"/>
+          <w:sz w:val="22"/>
+          <w:szCs w:val="22"/>
+        </w:rPr>
+        <w:t xml:space="preserve"> The word *light* went into Unit 7 as *not heavy* and Unit 10 as *a lamp*, and only a whole-tree run caught it, </w:t>
+      </w:r>
+      <w:r>
+        <w:rPr>
+          <w:rFonts w:ascii="Calibri" w:cs="Calibri" w:eastAsia="Calibri" w:hAnsi="Calibri"/>
+          <w:b/>
+          <w:bCs/>
+          <w:sz w:val="22"/>
+          <w:szCs w:val="22"/>
+        </w:rPr>
+        <w:t xml:space="preserve">after both units had built.</w:t>
+      </w:r>
+      <w:r>
+        <w:rPr>
+          <w:rFonts w:ascii="Calibri" w:cs="Calibri" w:eastAsia="Calibri" w:hAnsi="Calibri"/>
+          <w:sz w:val="22"/>
+          <w:szCs w:val="22"/>
+        </w:rPr>
+        <w:t xml:space="preserve"> The clearance tool now cross-checks the candidate lists against each other as well as against the tree, and the miss was replayed to prove it fires.</w:t>
+      </w:r>
+    </w:p>
+    <w:p>
+      <w:pPr>
+        <w:pStyle w:val="ListParagraph"/>
+        <w:numPr>
+          <w:ilvl w:val="0"/>
+          <w:numId w:val="2"/>
+        </w:numPr>
+        <w:spacing w:after="60"/>
+      </w:pPr>
+      <w:r>
+        <w:rPr>
+          <w:rFonts w:ascii="Calibri" w:cs="Calibri" w:eastAsia="Calibri" w:hAnsi="Calibri"/>
+          <w:sz w:val="22"/>
+          <w:szCs w:val="22"/>
+        </w:rPr>
+        <w:t xml:space="preserve">⚠ </w:t>
+      </w:r>
+      <w:r>
+        <w:rPr>
+          <w:rFonts w:ascii="Calibri" w:cs="Calibri" w:eastAsia="Calibri" w:hAnsi="Calibri"/>
+          <w:b/>
+          <w:bCs/>
+          <w:sz w:val="22"/>
+          <w:szCs w:val="22"/>
+        </w:rPr>
+        <w:t xml:space="preserve">A defect the answer key has to warn the teacher about is a defect that should have been removed.</w:t>
+      </w:r>
+      <w:r>
+        <w:rPr>
+          <w:rFonts w:ascii="Calibri" w:cs="Calibri" w:eastAsia="Calibri" w:hAnsi="Calibri"/>
+          <w:sz w:val="22"/>
+          <w:szCs w:val="22"/>
+        </w:rPr>
+        <w:t xml:space="preserve"> A1 Unit 5's unit check had </w:t>
+      </w:r>
+      <w:r>
+        <w:rPr>
+          <w:rFonts w:ascii="Calibri" w:cs="Calibri" w:eastAsia="Calibri" w:hAnsi="Calibri"/>
+          <w:b/>
+          <w:bCs/>
+          <w:sz w:val="22"/>
+          <w:szCs w:val="22"/>
+        </w:rPr>
+        <w:t xml:space="preserve">seven of its eight answers on (b)</w:t>
+      </w:r>
+      <w:r>
+        <w:rPr>
+          <w:rFonts w:ascii="Calibri" w:cs="Calibri" w:eastAsia="Calibri" w:hAnsi="Calibri"/>
+          <w:sz w:val="22"/>
+          <w:szCs w:val="22"/>
+        </w:rPr>
+        <w:t xml:space="preserve">, found while writing the key — whose first draft told the teacher how to work around it. </w:t>
+      </w:r>
+      <w:r>
+        <w:rPr>
+          <w:rFonts w:ascii="Calibri" w:cs="Calibri" w:eastAsia="Calibri" w:hAnsi="Calibri"/>
+          <w:b/>
+          <w:bCs/>
+          <w:sz w:val="22"/>
+          <w:szCs w:val="22"/>
+        </w:rPr>
+        <w:t xml:space="preserve">It was fixed instead:</w:t>
+      </w:r>
+      <w:r>
+        <w:rPr>
+          <w:rFonts w:ascii="Calibri" w:cs="Calibri" w:eastAsia="Calibri" w:hAnsi="Calibri"/>
+          <w:sz w:val="22"/>
+          <w:szCs w:val="22"/>
+        </w:rPr>
+        <w:t xml:space="preserve"> the options were reordered and the letters crossed between the last two questions, so a learner who gets one right by position gets the other wrong. </w:t>
+      </w:r>
+      <w:r>
+        <w:rPr>
+          <w:rFonts w:ascii="Calibri" w:cs="Calibri" w:eastAsia="Calibri" w:hAnsi="Calibri"/>
+          <w:b/>
+          <w:bCs/>
+          <w:sz w:val="22"/>
+          <w:szCs w:val="22"/>
+        </w:rPr>
+        <w:t xml:space="preserve">When the key starts explaining a flaw, stop writing the key.</w:t>
+      </w:r>
+    </w:p>
+    <w:p>
+      <w:pPr>
+        <w:pStyle w:val="ListParagraph"/>
+        <w:numPr>
+          <w:ilvl w:val="0"/>
+          <w:numId w:val="2"/>
+        </w:numPr>
+        <w:spacing w:after="60"/>
+      </w:pPr>
+      <w:r>
+        <w:rPr>
+          <w:rFonts w:ascii="Calibri" w:cs="Calibri" w:eastAsia="Calibri" w:hAnsi="Calibri"/>
+          <w:sz w:val="22"/>
+          <w:szCs w:val="22"/>
+        </w:rPr>
+        <w:t xml:space="preserve">⚠ </w:t>
+      </w:r>
+      <w:r>
+        <w:rPr>
+          <w:rFonts w:ascii="Calibri" w:cs="Calibri" w:eastAsia="Calibri" w:hAnsi="Calibri"/>
+          <w:b/>
+          <w:bCs/>
+          <w:sz w:val="22"/>
+          <w:szCs w:val="22"/>
+        </w:rPr>
+        <w:t xml:space="preserve">The rubric check fired on twelve units out of twelve and is the most useful check in the A1 harness.</w:t>
+      </w:r>
+      <w:r>
+        <w:rPr>
+          <w:rFonts w:ascii="Calibri" w:cs="Calibri" w:eastAsia="Calibri" w:hAnsi="Calibri"/>
+          <w:sz w:val="22"/>
+          <w:szCs w:val="22"/>
+        </w:rPr>
+        <w:t xml:space="preserve"> Every single unit needed its *Say it. Write it. Check it.* line added after the first run. ⚠ </w:t>
+      </w:r>
+      <w:r>
+        <w:rPr>
+          <w:rFonts w:ascii="Calibri" w:cs="Calibri" w:eastAsia="Calibri" w:hAnsi="Calibri"/>
+          <w:b/>
+          <w:bCs/>
+          <w:sz w:val="22"/>
+          <w:szCs w:val="22"/>
+        </w:rPr>
+        <w:t xml:space="preserve">A check that fires on every unit is not a check that is too strict — it is a check that has found a real and systematic omission</w:t>
+      </w:r>
+      <w:r>
+        <w:rPr>
+          <w:rFonts w:ascii="Calibri" w:cs="Calibri" w:eastAsia="Calibri" w:hAnsi="Calibri"/>
+          <w:sz w:val="22"/>
+          <w:szCs w:val="22"/>
+        </w:rPr>
+        <w:t xml:space="preserve">, and it was nearly not written on the grounds that the rubric words were obvious.</w:t>
+      </w:r>
+    </w:p>
+    <w:p>
+      <w:pPr>
+        <w:pStyle w:val="ListParagraph"/>
+        <w:numPr>
+          <w:ilvl w:val="0"/>
+          <w:numId w:val="2"/>
+        </w:numPr>
+        <w:spacing w:after="60"/>
+      </w:pPr>
+      <w:r>
+        <w:rPr>
+          <w:rFonts w:ascii="Calibri" w:cs="Calibri" w:eastAsia="Calibri" w:hAnsi="Calibri"/>
+          <w:sz w:val="22"/>
+          <w:szCs w:val="22"/>
+        </w:rPr>
+        <w:t xml:space="preserve">⚠ </w:t>
+      </w:r>
+      <w:r>
+        <w:rPr>
+          <w:rFonts w:ascii="Calibri" w:cs="Calibri" w:eastAsia="Calibri" w:hAnsi="Calibri"/>
+          <w:b/>
+          <w:bCs/>
+          <w:sz w:val="22"/>
+          <w:szCs w:val="22"/>
+        </w:rPr>
+        <w:t xml:space="preserve">THE TEST-PROJECTION RULE, FOURTH AMENDMENT — and it supersedes the words-per-page counter-example recorded at B2.</w:t>
+      </w:r>
+      <w:r>
+        <w:rPr>
+          <w:rFonts w:ascii="Calibri" w:cs="Calibri" w:eastAsia="Calibri" w:hAnsi="Calibri"/>
+          <w:sz w:val="22"/>
+          <w:szCs w:val="22"/>
+        </w:rPr>
+        <w:t xml:space="preserve"> Two findings, measured on four pairs across two levels. </w:t>
+      </w:r>
+      <w:r>
+        <w:rPr>
+          <w:rFonts w:ascii="Calibri" w:cs="Calibri" w:eastAsia="Calibri" w:hAnsi="Calibri"/>
+          <w:b/>
+          <w:bCs/>
+          <w:sz w:val="22"/>
+          <w:szCs w:val="22"/>
+        </w:rPr>
+        <w:t xml:space="preserve">(1) Every projection in this series counted words in the SOURCE</w:t>
+      </w:r>
+      <w:r>
+        <w:rPr>
+          <w:rFonts w:ascii="Calibri" w:cs="Calibri" w:eastAsia="Calibri" w:hAnsi="Calibri"/>
+          <w:sz w:val="22"/>
+          <w:szCs w:val="22"/>
+        </w:rPr>
+        <w:t xml:space="preserve">, with an expression that strips a token to its opening parenthesis — which includes identifiers and colour constants and mangles every table. ⚠ </w:t>
+      </w:r>
+      <w:r>
+        <w:rPr>
+          <w:rFonts w:ascii="Calibri" w:cs="Calibri" w:eastAsia="Calibri" w:hAnsi="Calibri"/>
+          <w:b/>
+          <w:bCs/>
+          <w:sz w:val="22"/>
+          <w:szCs w:val="22"/>
+        </w:rPr>
+        <w:t xml:space="preserve">A quantity the reader never sees cannot predict a page. Measure the rendered text of the built PDF.</w:t>
+      </w:r>
+      <w:r>
+        <w:rPr>
+          <w:rFonts w:ascii="Calibri" w:cs="Calibri" w:eastAsia="Calibri" w:hAnsi="Calibri"/>
+          <w:sz w:val="22"/>
+          <w:szCs w:val="22"/>
+        </w:rPr>
+        <w:t xml:space="preserve"> </w:t>
+      </w:r>
+      <w:r>
+        <w:rPr>
+          <w:rFonts w:ascii="Calibri" w:cs="Calibri" w:eastAsia="Calibri" w:hAnsi="Calibri"/>
+          <w:b/>
+          <w:bCs/>
+          <w:sz w:val="22"/>
+          <w:szCs w:val="22"/>
+        </w:rPr>
+        <w:t xml:space="preserve">(2) A test paper and a key do not behave the same way.</w:t>
+      </w:r>
+      <w:r>
+        <w:rPr>
+          <w:rFonts w:ascii="Calibri" w:cs="Calibri" w:eastAsia="Calibri" w:hAnsi="Calibri"/>
+          <w:sz w:val="22"/>
+          <w:szCs w:val="22"/>
+        </w:rPr>
+        <w:t xml:space="preserve"> A </w:t>
+      </w:r>
+      <w:r>
+        <w:rPr>
+          <w:rFonts w:ascii="Calibri" w:cs="Calibri" w:eastAsia="Calibri" w:hAnsi="Calibri"/>
+          <w:b/>
+          <w:bCs/>
+          <w:sz w:val="22"/>
+          <w:szCs w:val="22"/>
+        </w:rPr>
+        <w:t xml:space="preserve">test paper has a fixed words-per-page</w:t>
+      </w:r>
+      <w:r>
+        <w:rPr>
+          <w:rFonts w:ascii="Calibri" w:cs="Calibri" w:eastAsia="Calibri" w:hAnsi="Calibri"/>
+          <w:sz w:val="22"/>
+          <w:szCs w:val="22"/>
+        </w:rPr>
+        <w:t xml:space="preserve"> — A2's went from 277 to 277 — because its page is paced by layout furniture that does not vary with content: one box per notice, one indented paragraph per question, a ruled answer area. A </w:t>
+      </w:r>
+      <w:r>
+        <w:rPr>
+          <w:rFonts w:ascii="Calibri" w:cs="Calibri" w:eastAsia="Calibri" w:hAnsi="Calibri"/>
+          <w:b/>
+          <w:bCs/>
+          <w:sz w:val="22"/>
+          <w:szCs w:val="22"/>
+        </w:rPr>
+        <w:t xml:space="preserve">key's words-per-page rises in step with its words-per-block</w:t>
+      </w:r>
+      <w:r>
+        <w:rPr>
+          <w:rFonts w:ascii="Calibri" w:cs="Calibri" w:eastAsia="Calibri" w:hAnsi="Calibri"/>
+          <w:sz w:val="22"/>
+          <w:szCs w:val="22"/>
+        </w:rPr>
+        <w:t xml:space="preserve">: +28% gave +17%, +24% gave +24%, because a longer paragraph amortises one block's fixed overhead over more text. ⚠ </w:t>
+      </w:r>
+      <w:r>
+        <w:rPr>
+          <w:rFonts w:ascii="Calibri" w:cs="Calibri" w:eastAsia="Calibri" w:hAnsi="Calibri"/>
+          <w:b/>
+          <w:bCs/>
+          <w:sz w:val="22"/>
+          <w:szCs w:val="22"/>
+        </w:rPr>
+        <w:t xml:space="preserve">So: project a test from a test and a key from a key, on rendered words — and for a key, scale the base words-per-page by the change in words-per-block.</w:t>
+      </w:r>
+      <w:r>
+        <w:rPr>
+          <w:rFonts w:ascii="Calibri" w:cs="Calibri" w:eastAsia="Calibri" w:hAnsi="Calibri"/>
+          <w:sz w:val="22"/>
+          <w:szCs w:val="22"/>
+        </w:rPr>
+        <w:t xml:space="preserve"> </w:t>
+      </w:r>
+      <w:r>
+        <w:rPr>
+          <w:rFonts w:ascii="Calibri" w:cs="Calibri" w:eastAsia="Calibri" w:hAnsi="Calibri"/>
+          <w:b/>
+          <w:bCs/>
+          <w:sz w:val="22"/>
+          <w:szCs w:val="22"/>
+        </w:rPr>
+        <w:t xml:space="preserve">Two of four predictions exact, two within a page, nothing trimmed.</w:t>
+      </w:r>
+      <w:r>
+        <w:rPr>
+          <w:rFonts w:ascii="Calibri" w:cs="Calibri" w:eastAsia="Calibri" w:hAnsi="Calibri"/>
+          <w:sz w:val="22"/>
+          <w:szCs w:val="22"/>
+        </w:rPr>
+        <w:t xml:space="preserve"> ⚠ </w:t>
+      </w:r>
+      <w:r>
+        <w:rPr>
+          <w:rFonts w:ascii="Calibri" w:cs="Calibri" w:eastAsia="Calibri" w:hAnsi="Calibri"/>
+          <w:b/>
+          <w:bCs/>
+          <w:sz w:val="22"/>
+          <w:szCs w:val="22"/>
+        </w:rPr>
+        <w:t xml:space="preserve">And the B2 record's 2.6-fold variation in words-per-page is now explained rather than quoted: it was three document types averaged into one density. Block count was only ever a proxy for words-per-block, and a poor one — it counts a fifteen-row table and a one-line notice alike.</w:t>
+      </w:r>
+    </w:p>
+    <w:p>
+      <w:pPr>
+        <w:pStyle w:val="ListParagraph"/>
+        <w:numPr>
+          <w:ilvl w:val="0"/>
+          <w:numId w:val="2"/>
+        </w:numPr>
+        <w:spacing w:after="60"/>
+      </w:pPr>
+      <w:r>
+        <w:rPr>
+          <w:rFonts w:ascii="Calibri" w:cs="Calibri" w:eastAsia="Calibri" w:hAnsi="Calibri"/>
+          <w:sz w:val="22"/>
+          <w:szCs w:val="22"/>
+        </w:rPr>
+        <w:t xml:space="preserve">⚠ </w:t>
+      </w:r>
+      <w:r>
+        <w:rPr>
+          <w:rFonts w:ascii="Calibri" w:cs="Calibri" w:eastAsia="Calibri" w:hAnsi="Calibri"/>
+          <w:b/>
+          <w:bCs/>
+          <w:sz w:val="22"/>
+          <w:szCs w:val="22"/>
+        </w:rPr>
+        <w:t xml:space="preserve">THE BOUND-ARITHMETIC RULE, MADE EXACT.</w:t>
+      </w:r>
+      <w:r>
+        <w:rPr>
+          <w:rFonts w:ascii="Calibri" w:cs="Calibri" w:eastAsia="Calibri" w:hAnsi="Calibri"/>
+          <w:sz w:val="22"/>
+          <w:szCs w:val="22"/>
+        </w:rPr>
+        <w:t xml:space="preserve"> </w:t>
+      </w:r>
+      <w:r>
+        <w:rPr>
+          <w:rFonts w:ascii="Calibri" w:cs="Calibri" w:eastAsia="Calibri" w:hAnsi="Calibri"/>
+          <w:b/>
+          <w:bCs/>
+          <w:sz w:val="22"/>
+          <w:szCs w:val="22"/>
+        </w:rPr>
+        <w:t xml:space="preserve">bound total = 1 title page + the sum of the standalone page counts + one page for each document that ends flush with its last page bottom.</w:t>
+      </w:r>
+      <w:r>
+        <w:rPr>
+          <w:rFonts w:ascii="Calibri" w:cs="Calibri" w:eastAsia="Calibri" w:hAnsi="Calibri"/>
+          <w:sz w:val="22"/>
+          <w:szCs w:val="22"/>
+        </w:rPr>
+        <w:t xml:space="preserve"> ⚠ </w:t>
+      </w:r>
+      <w:r>
+        <w:rPr>
+          <w:rFonts w:ascii="Calibri" w:cs="Calibri" w:eastAsia="Calibri" w:hAnsi="Calibri"/>
+          <w:b/>
+          <w:bCs/>
+          <w:sz w:val="22"/>
+          <w:szCs w:val="22"/>
+        </w:rPr>
+        <w:t xml:space="preserve">An INTERNAL blank page belongs to the document</w:t>
+      </w:r>
+      <w:r>
+        <w:rPr>
+          <w:rFonts w:ascii="Calibri" w:cs="Calibri" w:eastAsia="Calibri" w:hAnsi="Calibri"/>
+          <w:sz w:val="22"/>
+          <w:szCs w:val="22"/>
+        </w:rPr>
+        <w:t xml:space="preserve"> — it is present standalone and the binding reproduces it faithfully at the same relative position. ⚠ </w:t>
+      </w:r>
+      <w:r>
+        <w:rPr>
+          <w:rFonts w:ascii="Calibri" w:cs="Calibri" w:eastAsia="Calibri" w:hAnsi="Calibri"/>
+          <w:b/>
+          <w:bCs/>
+          <w:sz w:val="22"/>
+          <w:szCs w:val="22"/>
+        </w:rPr>
+        <w:t xml:space="preserve">A TRAILING blank is created by binding alone.</w:t>
+      </w:r>
+      <w:r>
+        <w:rPr>
+          <w:rFonts w:ascii="Calibri" w:cs="Calibri" w:eastAsia="Calibri" w:hAnsi="Calibri"/>
+          <w:sz w:val="22"/>
+          <w:szCs w:val="22"/>
+        </w:rPr>
+        <w:t xml:space="preserve"> Measured: A1 Book 1's Unit 2 is 23 pages standalone and 24 bound; Book 2's Unit 7 key is 21 and 22; Unit 8 and the End-of-Course Test each carry their own internal blank and gain nothing. </w:t>
+      </w:r>
+      <w:r>
+        <w:rPr>
+          <w:rFonts w:ascii="Calibri" w:cs="Calibri" w:eastAsia="Calibri" w:hAnsi="Calibri"/>
+          <w:b/>
+          <w:bCs/>
+          <w:sz w:val="22"/>
+          <w:szCs w:val="22"/>
+        </w:rPr>
+        <w:t xml:space="preserve">Four volumes, four exact predictions — 165, 125, 193, 142.</w:t>
+      </w:r>
+      <w:r>
+        <w:rPr>
+          <w:rFonts w:ascii="Calibri" w:cs="Calibri" w:eastAsia="Calibri" w:hAnsi="Calibri"/>
+          <w:sz w:val="22"/>
+          <w:szCs w:val="22"/>
+        </w:rPr>
+        <w:t xml:space="preserve"> </w:t>
+      </w:r>
+      <w:r>
+        <w:rPr>
+          <w:rFonts w:ascii="Calibri" w:cs="Calibri" w:eastAsia="Calibri" w:hAnsi="Calibri"/>
+          <w:b/>
+          <w:bCs/>
+          <w:sz w:val="22"/>
+          <w:szCs w:val="22"/>
+        </w:rPr>
+        <w:t xml:space="preserve">This replaces “exact once blank pages are counted”, which was right in direction and wrong in mechanism: only the trailing ones are added by binding.</w:t>
+      </w:r>
+    </w:p>
+    <w:p>
+      <w:pPr>
+        <w:pStyle w:val="ListParagraph"/>
+        <w:numPr>
+          <w:ilvl w:val="0"/>
+          <w:numId w:val="2"/>
+        </w:numPr>
+        <w:spacing w:after="60"/>
+      </w:pPr>
+      <w:r>
+        <w:rPr>
+          <w:rFonts w:ascii="Calibri" w:cs="Calibri" w:eastAsia="Calibri" w:hAnsi="Calibri"/>
+          <w:sz w:val="22"/>
+          <w:szCs w:val="22"/>
+        </w:rPr>
+        <w:t xml:space="preserve">⚠ </w:t>
+      </w:r>
+      <w:r>
+        <w:rPr>
+          <w:rFonts w:ascii="Calibri" w:cs="Calibri" w:eastAsia="Calibri" w:hAnsi="Calibri"/>
+          <w:b/>
+          <w:bCs/>
+          <w:sz w:val="22"/>
+          <w:szCs w:val="22"/>
+        </w:rPr>
+        <w:t xml:space="preserve">A rule nobody has seen fire is not a rule — and A1 found two that had been written down and never run.</w:t>
+      </w:r>
+      <w:r>
+        <w:rPr>
+          <w:rFonts w:ascii="Calibri" w:cs="Calibri" w:eastAsia="Calibri" w:hAnsi="Calibri"/>
+          <w:sz w:val="22"/>
+          <w:szCs w:val="22"/>
+        </w:rPr>
+        <w:t xml:space="preserve"> </w:t>
+      </w:r>
+      <w:r>
+        <w:rPr>
+          <w:rFonts w:ascii="Calibri" w:cs="Calibri" w:eastAsia="Calibri" w:hAnsi="Calibri"/>
+          <w:b/>
+          <w:bCs/>
+          <w:sz w:val="22"/>
+          <w:szCs w:val="22"/>
+        </w:rPr>
+        <w:t xml:space="preserve">(1)</w:t>
+      </w:r>
+      <w:r>
+        <w:rPr>
+          <w:rFonts w:ascii="Calibri" w:cs="Calibri" w:eastAsia="Calibri" w:hAnsi="Calibri"/>
+          <w:sz w:val="22"/>
+          <w:szCs w:val="22"/>
+        </w:rPr>
+        <w:t xml:space="preserve"> The blank-page check that the bound-arithmetic amendment specified </w:t>
+      </w:r>
+      <w:r>
+        <w:rPr>
+          <w:rFonts w:ascii="Calibri" w:cs="Calibri" w:eastAsia="Calibri" w:hAnsi="Calibri"/>
+          <w:b/>
+          <w:bCs/>
+          <w:sz w:val="22"/>
+          <w:szCs w:val="22"/>
+        </w:rPr>
+        <w:t xml:space="preserve">cannot fire</w:t>
+      </w:r>
+      <w:r>
+        <w:rPr>
+          <w:rFonts w:ascii="Calibri" w:cs="Calibri" w:eastAsia="Calibri" w:hAnsi="Calibri"/>
+          <w:sz w:val="22"/>
+          <w:szCs w:val="22"/>
+        </w:rPr>
+        <w:t xml:space="preserve">: a page with no content is never true in a bound volume, because every page carries the running header and the footer. Run it on the very volume it was written from and it reports no blank where there is one. The new tool strips the furniture first, classifies a blank by </w:t>
+      </w:r>
+      <w:r>
+        <w:rPr>
+          <w:rFonts w:ascii="Calibri" w:cs="Calibri" w:eastAsia="Calibri" w:hAnsi="Calibri"/>
+          <w:b/>
+          <w:bCs/>
+          <w:sz w:val="22"/>
+          <w:szCs w:val="22"/>
+        </w:rPr>
+        <w:t xml:space="preserve">whether the next page opens something</w:t>
+      </w:r>
+      <w:r>
+        <w:rPr>
+          <w:rFonts w:ascii="Calibri" w:cs="Calibri" w:eastAsia="Calibri" w:hAnsi="Calibri"/>
+          <w:sz w:val="22"/>
+          <w:szCs w:val="22"/>
+        </w:rPr>
+        <w:t xml:space="preserve"> — a unit, a numbered cycle, a paper or a test, because this book page-breaks at all four and the original rule assumed only units — and treats two in a row, or a blank not at a break, as a fault. ⚠ </w:t>
+      </w:r>
+      <w:r>
+        <w:rPr>
+          <w:rFonts w:ascii="Calibri" w:cs="Calibri" w:eastAsia="Calibri" w:hAnsi="Calibri"/>
+          <w:b/>
+          <w:bCs/>
+          <w:sz w:val="22"/>
+          <w:szCs w:val="22"/>
+        </w:rPr>
+        <w:t xml:space="preserve">Both fault branches were made to fire against a deliberately broken fixture before the tool was trusted.</w:t>
+      </w:r>
+      <w:r>
+        <w:rPr>
+          <w:rFonts w:ascii="Calibri" w:cs="Calibri" w:eastAsia="Calibri" w:hAnsi="Calibri"/>
+          <w:sz w:val="22"/>
+          <w:szCs w:val="22"/>
+        </w:rPr>
+        <w:t xml:space="preserve"> </w:t>
+      </w:r>
+      <w:r>
+        <w:rPr>
+          <w:rFonts w:ascii="Calibri" w:cs="Calibri" w:eastAsia="Calibri" w:hAnsi="Calibri"/>
+          <w:b/>
+          <w:bCs/>
+          <w:sz w:val="22"/>
+          <w:szCs w:val="22"/>
+        </w:rPr>
+        <w:t xml:space="preserve">(2)</w:t>
+      </w:r>
+      <w:r>
+        <w:rPr>
+          <w:rFonts w:ascii="Calibri" w:cs="Calibri" w:eastAsia="Calibri" w:hAnsi="Calibri"/>
+          <w:sz w:val="22"/>
+          <w:szCs w:val="22"/>
+        </w:rPr>
+        <w:t xml:space="preserve"> A hand-written shell loop used to spot-check two standalone documents returned a confident </w:t>
+      </w:r>
+      <w:r>
+        <w:rPr>
+          <w:rFonts w:ascii="Calibri" w:cs="Calibri" w:eastAsia="Calibri" w:hAnsi="Calibri"/>
+          <w:b/>
+          <w:bCs/>
+          <w:sz w:val="22"/>
+          <w:szCs w:val="22"/>
+        </w:rPr>
+        <w:t xml:space="preserve">false negative twice</w:t>
+      </w:r>
+      <w:r>
+        <w:rPr>
+          <w:rFonts w:ascii="Calibri" w:cs="Calibri" w:eastAsia="Calibri" w:hAnsi="Calibri"/>
+          <w:sz w:val="22"/>
+          <w:szCs w:val="22"/>
+        </w:rPr>
+        <w:t xml:space="preserve">, and the wrong conclusion drawn from it survived until the proper tool contradicted it. ⚠ </w:t>
+      </w:r>
+      <w:r>
+        <w:rPr>
+          <w:rFonts w:ascii="Calibri" w:cs="Calibri" w:eastAsia="Calibri" w:hAnsi="Calibri"/>
+          <w:b/>
+          <w:bCs/>
+          <w:sz w:val="22"/>
+          <w:szCs w:val="22"/>
+        </w:rPr>
+        <w:t xml:space="preserve">Measure with the tool, not with a loop written in the moment</w:t>
+      </w:r>
+      <w:r>
+        <w:rPr>
+          <w:rFonts w:ascii="Calibri" w:cs="Calibri" w:eastAsia="Calibri" w:hAnsi="Calibri"/>
+          <w:sz w:val="22"/>
+          <w:szCs w:val="22"/>
+        </w:rPr>
+        <w:t xml:space="preserve"> — the same class of error as counting source words instead of rendered words, twice in one level.</w:t>
+      </w:r>
+    </w:p>
+    <w:p>
+      <w:pPr>
+        <w:pStyle w:val="ListParagraph"/>
+        <w:numPr>
+          <w:ilvl w:val="0"/>
+          <w:numId w:val="2"/>
+        </w:numPr>
+        <w:spacing w:after="60"/>
+      </w:pPr>
+      <w:r>
+        <w:rPr>
+          <w:rFonts w:ascii="Calibri" w:cs="Calibri" w:eastAsia="Calibri" w:hAnsi="Calibri"/>
+          <w:b/>
+          <w:bCs/>
+          <w:sz w:val="22"/>
+          <w:szCs w:val="22"/>
+        </w:rPr>
+        <w:t xml:space="preserve">A1's own figures, for the next downward level.</w:t>
+      </w:r>
+      <w:r>
+        <w:rPr>
+          <w:rFonts w:ascii="Calibri" w:cs="Calibri" w:eastAsia="Calibri" w:hAnsi="Calibri"/>
+          <w:sz w:val="22"/>
+          <w:szCs w:val="22"/>
+        </w:rPr>
+        <w:t xml:space="preserve"> Units </w:t>
+      </w:r>
+      <w:r>
+        <w:rPr>
+          <w:rFonts w:ascii="Calibri" w:cs="Calibri" w:eastAsia="Calibri" w:hAnsi="Calibri"/>
+          <w:b/>
+          <w:bCs/>
+          <w:sz w:val="22"/>
+          <w:szCs w:val="22"/>
+        </w:rPr>
+        <w:t xml:space="preserve">23–30pp</w:t>
+      </w:r>
+      <w:r>
+        <w:rPr>
+          <w:rFonts w:ascii="Calibri" w:cs="Calibri" w:eastAsia="Calibri" w:hAnsi="Calibri"/>
+          <w:sz w:val="22"/>
+          <w:szCs w:val="22"/>
+        </w:rPr>
+        <w:t xml:space="preserve">, keys </w:t>
+      </w:r>
+      <w:r>
+        <w:rPr>
+          <w:rFonts w:ascii="Calibri" w:cs="Calibri" w:eastAsia="Calibri" w:hAnsi="Calibri"/>
+          <w:b/>
+          <w:bCs/>
+          <w:sz w:val="22"/>
+          <w:szCs w:val="22"/>
+        </w:rPr>
+        <w:t xml:space="preserve">16–22pp</w:t>
+      </w:r>
+      <w:r>
+        <w:rPr>
+          <w:rFonts w:ascii="Calibri" w:cs="Calibri" w:eastAsia="Calibri" w:hAnsi="Calibri"/>
+          <w:sz w:val="22"/>
+          <w:szCs w:val="22"/>
+        </w:rPr>
+        <w:t xml:space="preserve">. Per unit: 89 stage headings · 14 lesson banners · 14 dialogues · 7 Language boxes · 7 Writer's boxes · 7 Homework boxes · 7 guided-writing tasks · 7 free-writing tasks · 8 ruled blocks · 7 page breaks. Per key: </w:t>
+      </w:r>
+      <w:r>
+        <w:rPr>
+          <w:rFonts w:ascii="Calibri" w:cs="Calibri" w:eastAsia="Calibri" w:hAnsi="Calibri"/>
+          <w:b/>
+          <w:bCs/>
+          <w:sz w:val="22"/>
+          <w:szCs w:val="22"/>
+        </w:rPr>
+        <w:t xml:space="preserve">95</w:t>
+      </w:r>
+      <w:r>
+        <w:rPr>
+          <w:rFonts w:ascii="Calibri" w:cs="Calibri" w:eastAsia="Calibri" w:hAnsi="Calibri"/>
+          <w:sz w:val="22"/>
+          <w:szCs w:val="22"/>
+        </w:rPr>
+        <w:t xml:space="preserve"> stage headings · 27–33 sample boxes · 6–15 teacher notes · 6 dialogues · 7 cycle headings · 6 page breaks · </w:t>
+      </w:r>
+      <w:r>
+        <w:rPr>
+          <w:rFonts w:ascii="Calibri" w:cs="Calibri" w:eastAsia="Calibri" w:hAnsi="Calibri"/>
+          <w:b/>
+          <w:bCs/>
+          <w:sz w:val="22"/>
+          <w:szCs w:val="22"/>
+        </w:rPr>
+        <w:t xml:space="preserve">no third-level headings</w:t>
+      </w:r>
+      <w:r>
+        <w:rPr>
+          <w:rFonts w:ascii="Calibri" w:cs="Calibri" w:eastAsia="Calibri" w:hAnsi="Calibri"/>
+          <w:sz w:val="22"/>
+          <w:szCs w:val="22"/>
+        </w:rPr>
+        <w:t xml:space="preserve">. </w:t>
+      </w:r>
+      <w:r>
+        <w:rPr>
+          <w:rFonts w:ascii="Calibri" w:cs="Calibri" w:eastAsia="Calibri" w:hAnsi="Calibri"/>
+          <w:b/>
+          <w:bCs/>
+          <w:sz w:val="22"/>
+          <w:szCs w:val="22"/>
+        </w:rPr>
+        <w:t xml:space="preserve">22 lexis items a unit, 264 a level, three forward references per unit.</w:t>
+      </w:r>
+      <w:r>
+        <w:rPr>
+          <w:rFonts w:ascii="Calibri" w:cs="Calibri" w:eastAsia="Calibri" w:hAnsi="Calibri"/>
+          <w:sz w:val="22"/>
+          <w:szCs w:val="22"/>
+        </w:rPr>
+        <w:t xml:space="preserve"> Word counts: guided </w:t>
+      </w:r>
+      <w:r>
+        <w:rPr>
+          <w:rFonts w:ascii="Calibri" w:cs="Calibri" w:eastAsia="Calibri" w:hAnsi="Calibri"/>
+          <w:b/>
+          <w:bCs/>
+          <w:sz w:val="22"/>
+          <w:szCs w:val="22"/>
+        </w:rPr>
+        <w:t xml:space="preserve">15 or more</w:t>
+      </w:r>
+      <w:r>
+        <w:rPr>
+          <w:rFonts w:ascii="Calibri" w:cs="Calibri" w:eastAsia="Calibri" w:hAnsi="Calibri"/>
+          <w:sz w:val="22"/>
+          <w:szCs w:val="22"/>
+        </w:rPr>
+        <w:t xml:space="preserve"> · free </w:t>
+      </w:r>
+      <w:r>
+        <w:rPr>
+          <w:rFonts w:ascii="Calibri" w:cs="Calibri" w:eastAsia="Calibri" w:hAnsi="Calibri"/>
+          <w:b/>
+          <w:bCs/>
+          <w:sz w:val="22"/>
+          <w:szCs w:val="22"/>
+        </w:rPr>
+        <w:t xml:space="preserve">20–35</w:t>
+      </w:r>
+      <w:r>
+        <w:rPr>
+          <w:rFonts w:ascii="Calibri" w:cs="Calibri" w:eastAsia="Calibri" w:hAnsi="Calibri"/>
+          <w:sz w:val="22"/>
+          <w:szCs w:val="22"/>
+        </w:rPr>
+        <w:t xml:space="preserve"> · models </w:t>
+      </w:r>
+      <w:r>
+        <w:rPr>
+          <w:rFonts w:ascii="Calibri" w:cs="Calibri" w:eastAsia="Calibri" w:hAnsi="Calibri"/>
+          <w:b/>
+          <w:bCs/>
+          <w:sz w:val="22"/>
+          <w:szCs w:val="22"/>
+        </w:rPr>
+        <w:t xml:space="preserve">30–60</w:t>
+      </w:r>
+      <w:r>
+        <w:rPr>
+          <w:rFonts w:ascii="Calibri" w:cs="Calibri" w:eastAsia="Calibri" w:hAnsi="Calibri"/>
+          <w:sz w:val="22"/>
+          <w:szCs w:val="22"/>
+        </w:rPr>
+        <w:t xml:space="preserve"> · cycle 7's written task </w:t>
+      </w:r>
+      <w:r>
+        <w:rPr>
+          <w:rFonts w:ascii="Calibri" w:cs="Calibri" w:eastAsia="Calibri" w:hAnsi="Calibri"/>
+          <w:b/>
+          <w:bCs/>
+          <w:sz w:val="22"/>
+          <w:szCs w:val="22"/>
+        </w:rPr>
+        <w:t xml:space="preserve">four sentences in about 30 words</w:t>
+      </w:r>
+      <w:r>
+        <w:rPr>
+          <w:rFonts w:ascii="Calibri" w:cs="Calibri" w:eastAsia="Calibri" w:hAnsi="Calibri"/>
+          <w:sz w:val="22"/>
+          <w:szCs w:val="22"/>
+        </w:rPr>
+        <w:t xml:space="preserve">. </w:t>
+      </w:r>
+      <w:r>
+        <w:rPr>
+          <w:rFonts w:ascii="Calibri" w:cs="Calibri" w:eastAsia="Calibri" w:hAnsi="Calibri"/>
+          <w:b/>
+          <w:bCs/>
+          <w:sz w:val="22"/>
+          <w:szCs w:val="22"/>
+        </w:rPr>
+        <w:t xml:space="preserve">Both tests carry the A2 Key weighting of 30 · 30 · 20 · 20</w:t>
+      </w:r>
+      <w:r>
+        <w:rPr>
+          <w:rFonts w:ascii="Calibri" w:cs="Calibri" w:eastAsia="Calibri" w:hAnsi="Calibri"/>
+          <w:sz w:val="22"/>
+          <w:szCs w:val="22"/>
+        </w:rPr>
+        <w:t xml:space="preserve"> — the Book 1 Test at 60 marks and 30 questions, the End-of-Course Test at 100 and 50 — </w:t>
+      </w:r>
+      <w:r>
+        <w:rPr>
+          <w:rFonts w:ascii="Calibri" w:cs="Calibri" w:eastAsia="Calibri" w:hAnsi="Calibri"/>
+          <w:b/>
+          <w:bCs/>
+          <w:sz w:val="22"/>
+          <w:szCs w:val="22"/>
+        </w:rPr>
+        <w:t xml:space="preserve">and the numbered questions are Reading's plus Listening's, with Writing and Speaking carrying marks and no numbers.</w:t>
       </w:r>
     </w:p>
     <w:p>
